--- a/docs/output/Requirements_Traceability.docx
+++ b/docs/output/Requirements_Traceability.docx
@@ -234,7 +234,7 @@
               <w:rPr>
                 <w:sz w:val="17"/>
               </w:rPr>
-              <w:t>SD-01; API-2, API-3, API-8; DD-01, DD-02, DD-03</w:t>
+              <w:t>SD-01 (parts 1–2); API-2, API-3, API-8; DD-01, DD-02, DD-03</w:t>
             </w:r>
           </w:p>
         </w:tc>
@@ -248,7 +248,7 @@
               <w:rPr>
                 <w:sz w:val="17"/>
               </w:rPr>
-              <w:t>TC-01, TC-02, TC-03, TC-04, TC-17, TC-21</w:t>
+              <w:t>TC-01, TC-02, TC-03, TC-04, TC-17, TC-21, TC-24</w:t>
             </w:r>
           </w:p>
         </w:tc>
@@ -536,7 +536,7 @@
               <w:rPr>
                 <w:sz w:val="17"/>
               </w:rPr>
-              <w:t>TC-10, TC-21, TC-22</w:t>
+              <w:t>TC-10, TC-21, TC-22, TC-25</w:t>
             </w:r>
           </w:p>
         </w:tc>
@@ -1459,7 +1459,7 @@
               <w:rPr>
                 <w:sz w:val="17"/>
               </w:rPr>
-              <w:t>C-03, C-02</w:t>
+              <w:t>C-02, C-03</w:t>
             </w:r>
           </w:p>
         </w:tc>
@@ -1473,7 +1473,86 @@
               <w:rPr>
                 <w:sz w:val="17"/>
               </w:rPr>
-              <w:t>Session required on all but API-1; generic login error; no credentials in logs</w:t>
+              <w:t xml:space="preserve">Session required on all but API-1; 401 </w:t>
+            </w:r>
+            <w:r>
+              <w:rPr>
+                <w:rFonts w:ascii="Consolas" w:hAnsi="Consolas"/>
+                <w:sz w:val="17"/>
+              </w:rPr>
+              <w:t>AUTHENTICATION_REQUIRED</w:t>
+            </w:r>
+          </w:p>
+        </w:tc>
+        <w:tc>
+          <w:tcPr>
+            <w:tcW w:type="dxa" w:w="1987"/>
+          </w:tcPr>
+          <w:p>
+            <w:r/>
+            <w:r>
+              <w:rPr>
+                <w:sz w:val="17"/>
+              </w:rPr>
+              <w:t>TC-20</w:t>
+            </w:r>
+          </w:p>
+        </w:tc>
+      </w:tr>
+      <w:tr>
+        <w:tc>
+          <w:tcPr>
+            <w:tcW w:type="dxa" w:w="1987"/>
+          </w:tcPr>
+          <w:p>
+            <w:r/>
+            <w:r>
+              <w:rPr>
+                <w:sz w:val="17"/>
+              </w:rPr>
+              <w:t>SEC-OBJ-01</w:t>
+            </w:r>
+          </w:p>
+        </w:tc>
+        <w:tc>
+          <w:tcPr>
+            <w:tcW w:type="dxa" w:w="1987"/>
+          </w:tcPr>
+          <w:p>
+            <w:r/>
+            <w:r>
+              <w:rPr>
+                <w:sz w:val="17"/>
+              </w:rPr>
+              <w:t>SEC-REQ-07</w:t>
+            </w:r>
+          </w:p>
+        </w:tc>
+        <w:tc>
+          <w:tcPr>
+            <w:tcW w:type="dxa" w:w="1987"/>
+          </w:tcPr>
+          <w:p>
+            <w:r/>
+            <w:r>
+              <w:rPr>
+                <w:sz w:val="17"/>
+              </w:rPr>
+              <w:t>C-03</w:t>
+            </w:r>
+          </w:p>
+        </w:tc>
+        <w:tc>
+          <w:tcPr>
+            <w:tcW w:type="dxa" w:w="1987"/>
+          </w:tcPr>
+          <w:p>
+            <w:r/>
+            <w:r>
+              <w:rPr>
+                <w:sz w:val="17"/>
+              </w:rPr>
+              <w:t>Generic login error; credentials stored only as a verifier and never logged</w:t>
             </w:r>
           </w:p>
         </w:tc>
@@ -1860,7 +1939,7 @@
               <w:rPr>
                 <w:sz w:val="17"/>
               </w:rPr>
-              <w:t>FR-006, SEC-REQ-02, SEC-REQ-04</w:t>
+              <w:t>FR-006, SEC-REQ-02, SEC-REQ-04, SEC-REQ-07</w:t>
             </w:r>
           </w:p>
         </w:tc>
@@ -1974,7 +2053,7 @@
               <w:rPr>
                 <w:sz w:val="17"/>
               </w:rPr>
-              <w:t>TC-01</w:t>
+              <w:t>TC-01, TC-24</w:t>
             </w:r>
           </w:p>
         </w:tc>
@@ -2004,7 +2083,7 @@
               <w:rPr>
                 <w:sz w:val="17"/>
               </w:rPr>
-              <w:t>FR-001, FR-002, FR-010, NFR-001, NFR-003</w:t>
+              <w:t>FR-001, FR-002, FR-009, FR-010, NFR-001, NFR-003</w:t>
             </w:r>
           </w:p>
         </w:tc>
@@ -2038,7 +2117,7 @@
                 <w:b/>
                 <w:sz w:val="17"/>
               </w:rPr>
-              <w:t>SD-01</w:t>
+              <w:t>SD-01 (parts 1–2)</w:t>
             </w:r>
             <w:r>
               <w:rPr>
@@ -2430,7 +2509,7 @@
               <w:rPr>
                 <w:sz w:val="17"/>
               </w:rPr>
-              <w:t>TC-10, TC-18, TC-21, TC-22</w:t>
+              <w:t>TC-10, TC-18, TC-21, TC-22, TC-25</w:t>
             </w:r>
           </w:p>
         </w:tc>
@@ -2872,7 +2951,7 @@
               <w:rPr>
                 <w:sz w:val="17"/>
               </w:rPr>
-              <w:t>FR-006, NFR-002, SEC-REQ-02, SEC-REQ-04</w:t>
+              <w:t>FR-006, NFR-002, SEC-REQ-02, SEC-REQ-04, SEC-REQ-07</w:t>
             </w:r>
           </w:p>
         </w:tc>
@@ -3697,7 +3776,7 @@
               <w:rPr>
                 <w:sz w:val="17"/>
               </w:rPr>
-              <w:t>FR-006, SEC-REQ-04</w:t>
+              <w:t>FR-006, SEC-REQ-07</w:t>
             </w:r>
           </w:p>
         </w:tc>
@@ -4093,7 +4172,7 @@
               <w:rPr>
                 <w:sz w:val="17"/>
               </w:rPr>
-              <w:t>SEC-REQ-04, FR-006</w:t>
+              <w:t>SEC-REQ-04, SEC-REQ-07, FR-006</w:t>
             </w:r>
           </w:p>
         </w:tc>
@@ -4244,12 +4323,100 @@
           </w:p>
         </w:tc>
       </w:tr>
+      <w:tr>
+        <w:tc>
+          <w:tcPr>
+            <w:tcW w:type="dxa" w:w="3312"/>
+          </w:tcPr>
+          <w:p>
+            <w:r/>
+            <w:r>
+              <w:rPr>
+                <w:sz w:val="17"/>
+              </w:rPr>
+              <w:t>TC-24</w:t>
+            </w:r>
+          </w:p>
+        </w:tc>
+        <w:tc>
+          <w:tcPr>
+            <w:tcW w:type="dxa" w:w="3312"/>
+          </w:tcPr>
+          <w:p>
+            <w:r/>
+            <w:r>
+              <w:rPr>
+                <w:sz w:val="17"/>
+              </w:rPr>
+              <w:t>FR-001</w:t>
+            </w:r>
+          </w:p>
+        </w:tc>
+        <w:tc>
+          <w:tcPr>
+            <w:tcW w:type="dxa" w:w="3312"/>
+          </w:tcPr>
+          <w:p>
+            <w:r/>
+            <w:r>
+              <w:rPr>
+                <w:sz w:val="17"/>
+              </w:rPr>
+              <w:t>Functional</w:t>
+            </w:r>
+          </w:p>
+        </w:tc>
+      </w:tr>
+      <w:tr>
+        <w:tc>
+          <w:tcPr>
+            <w:tcW w:type="dxa" w:w="3312"/>
+          </w:tcPr>
+          <w:p>
+            <w:r/>
+            <w:r>
+              <w:rPr>
+                <w:sz w:val="17"/>
+              </w:rPr>
+              <w:t>TC-25</w:t>
+            </w:r>
+          </w:p>
+        </w:tc>
+        <w:tc>
+          <w:tcPr>
+            <w:tcW w:type="dxa" w:w="3312"/>
+          </w:tcPr>
+          <w:p>
+            <w:r/>
+            <w:r>
+              <w:rPr>
+                <w:sz w:val="17"/>
+              </w:rPr>
+              <w:t>FR-005</w:t>
+            </w:r>
+          </w:p>
+        </w:tc>
+        <w:tc>
+          <w:tcPr>
+            <w:tcW w:type="dxa" w:w="3312"/>
+          </w:tcPr>
+          <w:p>
+            <w:r/>
+            <w:r>
+              <w:rPr>
+                <w:sz w:val="17"/>
+              </w:rPr>
+              <w:t>Functional / negative</w:t>
+            </w:r>
+          </w:p>
+        </w:tc>
+      </w:tr>
     </w:tbl>
     <w:p/>
     <w:p>
       <w:r>
         <w:rPr/>
-        <w:t xml:space="preserve">All 23 tests currently have status </w:t>
+        <w:t xml:space="preserve">All 25 tests currently have status </w:t>
       </w:r>
       <w:r>
         <w:rPr>
